--- a/documents/project_report.docx
+++ b/documents/project_report.docx
@@ -98,49 +98,21 @@
           <w:color w:val="4472C4" w:themeColor="accent1"/>
           <w:sz w:val="28"/>
         </w:rPr>
-        <w:t>D</w:t>
+        <w:t>Database Management</w:t>
       </w:r>
       <w:r>
         <w:rPr>
           <w:color w:val="4472C4" w:themeColor="accent1"/>
           <w:sz w:val="28"/>
         </w:rPr>
-        <w:t xml:space="preserve">atabase </w:t>
+        <w:t xml:space="preserve"> </w:t>
       </w:r>
       <w:r>
         <w:rPr>
           <w:color w:val="4472C4" w:themeColor="accent1"/>
           <w:sz w:val="28"/>
         </w:rPr>
-        <w:t>M</w:t>
-      </w:r>
-      <w:r>
-        <w:rPr>
-          <w:color w:val="4472C4" w:themeColor="accent1"/>
-          <w:sz w:val="28"/>
-        </w:rPr>
-        <w:t>anagement</w:t>
-      </w:r>
-      <w:r>
-        <w:rPr>
-          <w:color w:val="4472C4" w:themeColor="accent1"/>
-          <w:sz w:val="28"/>
-        </w:rPr>
-        <w:t xml:space="preserve"> </w:t>
-      </w:r>
-      <w:r>
-        <w:rPr>
-          <w:color w:val="4472C4" w:themeColor="accent1"/>
-          <w:sz w:val="28"/>
-        </w:rPr>
-        <w:t>S</w:t>
-      </w:r>
-      <w:r>
-        <w:rPr>
-          <w:color w:val="4472C4" w:themeColor="accent1"/>
-          <w:sz w:val="28"/>
-        </w:rPr>
-        <w:t>ystem</w:t>
+        <w:t>System</w:t>
       </w:r>
       <w:r>
         <w:rPr>
@@ -392,27 +364,7 @@
           <w:sz w:val="28"/>
         </w:rPr>
         <w:tab/>
-      </w:r>
-      <w:r>
-        <w:rPr>
-          <w:color w:val="4472C4" w:themeColor="accent1"/>
-          <w:sz w:val="28"/>
-        </w:rPr>
-        <w:t>(10240311</w:t>
-      </w:r>
-      <w:r>
-        <w:rPr>
-          <w:color w:val="4472C4" w:themeColor="accent1"/>
-          <w:sz w:val="28"/>
-        </w:rPr>
-        <w:t>1</w:t>
-      </w:r>
-      <w:r>
-        <w:rPr>
-          <w:color w:val="4472C4" w:themeColor="accent1"/>
-          <w:sz w:val="28"/>
-        </w:rPr>
-        <w:t xml:space="preserve">8) </w:t>
+        <w:t xml:space="preserve">(1024031118) </w:t>
       </w:r>
     </w:p>
     <w:p>
@@ -445,12 +397,6 @@
           <w:sz w:val="28"/>
         </w:rPr>
         <w:tab/>
-      </w:r>
-      <w:r>
-        <w:rPr>
-          <w:color w:val="4472C4" w:themeColor="accent1"/>
-          <w:sz w:val="28"/>
-        </w:rPr>
         <w:t xml:space="preserve">(1024031135) </w:t>
       </w:r>
     </w:p>
@@ -490,12 +436,6 @@
           <w:sz w:val="28"/>
         </w:rPr>
         <w:tab/>
-      </w:r>
-      <w:r>
-        <w:rPr>
-          <w:color w:val="4472C4" w:themeColor="accent1"/>
-          <w:sz w:val="28"/>
-        </w:rPr>
         <w:t xml:space="preserve">(1024031137) </w:t>
       </w:r>
     </w:p>
@@ -539,15 +479,7 @@
           <w:bCs/>
           <w:sz w:val="28"/>
         </w:rPr>
-        <w:t>Submitted To</w:t>
-      </w:r>
-      <w:r>
-        <w:rPr>
-          <w:b/>
-          <w:bCs/>
-          <w:sz w:val="28"/>
-        </w:rPr>
-        <w:t>:</w:t>
+        <w:t>Submitted To:</w:t>
       </w:r>
     </w:p>
     <w:p>
@@ -3323,15 +3255,7 @@
           <w:kern w:val="0"/>
           <w14:ligatures w14:val="none"/>
         </w:rPr>
-        <w:t>(instructors, students, courses, admin)</w:t>
-      </w:r>
-      <w:r>
-        <w:rPr>
-          <w:color w:val="auto"/>
-          <w:kern w:val="0"/>
-          <w14:ligatures w14:val="none"/>
-        </w:rPr>
-        <w:t xml:space="preserve"> table</w:t>
+        <w:t>(instructors, students, courses, admin) table</w:t>
       </w:r>
     </w:p>
     <w:p>
@@ -3599,15 +3523,7 @@
           <w:kern w:val="0"/>
           <w14:ligatures w14:val="none"/>
         </w:rPr>
-        <w:t xml:space="preserve"> </w:t>
-      </w:r>
-      <w:r>
-        <w:rPr>
-          <w:color w:val="auto"/>
-          <w:kern w:val="0"/>
-          <w14:ligatures w14:val="none"/>
-        </w:rPr>
-        <w:t>Total Revenue Calculation</w:t>
+        <w:t xml:space="preserve"> Total Revenue Calculation</w:t>
       </w:r>
     </w:p>
     <w:p>
@@ -3641,15 +3557,7 @@
           <w:kern w:val="0"/>
           <w14:ligatures w14:val="none"/>
         </w:rPr>
-        <w:t xml:space="preserve"> </w:t>
-      </w:r>
-      <w:r>
-        <w:rPr>
-          <w:color w:val="auto"/>
-          <w:kern w:val="0"/>
-          <w14:ligatures w14:val="none"/>
-        </w:rPr>
-        <w:t>Courses Above Average Price</w:t>
+        <w:t xml:space="preserve"> Courses Above Average Price</w:t>
       </w:r>
     </w:p>
     <w:p>
@@ -3712,15 +3620,7 @@
           <w:kern w:val="0"/>
           <w14:ligatures w14:val="none"/>
         </w:rPr>
-        <w:t>Enrollment</w:t>
-      </w:r>
-      <w:r>
-        <w:rPr>
-          <w:color w:val="auto"/>
-          <w:kern w:val="0"/>
-          <w14:ligatures w14:val="none"/>
-        </w:rPr>
-        <w:t>s</w:t>
+        <w:t>Enrollments</w:t>
       </w:r>
       <w:proofErr w:type="spellEnd"/>
       <w:r>
@@ -3828,17 +3728,7 @@
           <w:bCs/>
           <w:color w:val="000000" w:themeColor="text1"/>
         </w:rPr>
-        <w:t>Trigger</w:t>
-      </w:r>
-      <w:r>
-        <w:rPr>
-          <w:rStyle w:val="s1"/>
-          <w:rFonts w:ascii="Times New Roman" w:hAnsi="Times New Roman" w:cs="Times New Roman"/>
-          <w:b/>
-          <w:bCs/>
-          <w:color w:val="000000" w:themeColor="text1"/>
-        </w:rPr>
-        <w:t>:</w:t>
+        <w:t>Trigger:</w:t>
       </w:r>
       <w:r>
         <w:rPr>
@@ -3951,16 +3841,7 @@
           <w:bCs/>
           <w:color w:val="000000" w:themeColor="text1"/>
         </w:rPr>
-        <w:t>Function</w:t>
-      </w:r>
-      <w:r>
-        <w:rPr>
-          <w:rStyle w:val="s1"/>
-          <w:b/>
-          <w:bCs/>
-          <w:color w:val="000000" w:themeColor="text1"/>
-        </w:rPr>
-        <w:t>:</w:t>
+        <w:t>Function:</w:t>
       </w:r>
       <w:r>
         <w:rPr>
@@ -4158,16 +4039,7 @@
           <w:bCs/>
           <w:color w:val="000000" w:themeColor="text1"/>
         </w:rPr>
-        <w:t>Cursor</w:t>
-      </w:r>
-      <w:r>
-        <w:rPr>
-          <w:rStyle w:val="s1"/>
-          <w:b/>
-          <w:bCs/>
-          <w:color w:val="000000" w:themeColor="text1"/>
-        </w:rPr>
-        <w:t xml:space="preserve">: </w:t>
+        <w:t xml:space="preserve">Cursor: </w:t>
       </w:r>
       <w:r>
         <w:rPr>
@@ -4242,16 +4114,7 @@
           <w:bCs/>
           <w:color w:val="000000" w:themeColor="text1"/>
         </w:rPr>
-        <w:t>Exception Handling</w:t>
-      </w:r>
-      <w:r>
-        <w:rPr>
-          <w:rStyle w:val="s1"/>
-          <w:b/>
-          <w:bCs/>
-          <w:color w:val="000000" w:themeColor="text1"/>
-        </w:rPr>
-        <w:t>:</w:t>
+        <w:t>Exception Handling:</w:t>
       </w:r>
       <w:r>
         <w:rPr>
@@ -4334,17 +4197,7 @@
           <w:bCs/>
           <w:color w:val="000000" w:themeColor="text1"/>
         </w:rPr>
-        <w:t>Use of Transactions</w:t>
-      </w:r>
-      <w:r>
-        <w:rPr>
-          <w:rStyle w:val="s1"/>
-          <w:rFonts w:ascii="Times New Roman" w:hAnsi="Times New Roman" w:cs="Times New Roman"/>
-          <w:b/>
-          <w:bCs/>
-          <w:color w:val="000000" w:themeColor="text1"/>
-        </w:rPr>
-        <w:t>:</w:t>
+        <w:t>Use of Transactions:</w:t>
       </w:r>
     </w:p>
     <w:p>
@@ -4430,17 +4283,7 @@
           <w:bCs/>
           <w:color w:val="000000" w:themeColor="text1"/>
         </w:rPr>
-        <w:t>Concurrency Control</w:t>
-      </w:r>
-      <w:r>
-        <w:rPr>
-          <w:rStyle w:val="s1"/>
-          <w:rFonts w:ascii="Times New Roman" w:hAnsi="Times New Roman" w:cs="Times New Roman"/>
-          <w:b/>
-          <w:bCs/>
-          <w:color w:val="000000" w:themeColor="text1"/>
-        </w:rPr>
-        <w:t>:</w:t>
+        <w:t>Concurrency Control:</w:t>
       </w:r>
     </w:p>
     <w:p>
@@ -4691,6 +4534,9 @@
         <w:spacing w:after="0" w:line="327" w:lineRule="auto"/>
         <w:ind w:left="25"/>
         <w:jc w:val="left"/>
+        <w:rPr>
+          <w:sz w:val="28"/>
+        </w:rPr>
       </w:pPr>
       <w:r>
         <w:t xml:space="preserve">The </w:t>
@@ -4721,8 +4567,180 @@
         </w:rPr>
         <w:t xml:space="preserve"> </w:t>
       </w:r>
+    </w:p>
+    <w:p>
+      <w:pPr>
+        <w:spacing w:after="0" w:line="327" w:lineRule="auto"/>
+        <w:ind w:left="25"/>
+        <w:jc w:val="left"/>
+        <w:rPr>
+          <w:sz w:val="28"/>
+        </w:rPr>
+      </w:pPr>
+    </w:p>
+    <w:p>
+      <w:pPr>
+        <w:spacing w:after="0" w:line="327" w:lineRule="auto"/>
+        <w:ind w:left="25"/>
+        <w:jc w:val="left"/>
+      </w:pPr>
+    </w:p>
+    <w:p>
+      <w:pPr>
+        <w:spacing w:after="0" w:line="327" w:lineRule="auto"/>
+        <w:ind w:left="25"/>
+        <w:jc w:val="left"/>
+      </w:pPr>
+    </w:p>
+    <w:p>
+      <w:pPr>
+        <w:spacing w:after="0" w:line="327" w:lineRule="auto"/>
+        <w:ind w:left="25"/>
+        <w:jc w:val="left"/>
+      </w:pPr>
+      <w:r>
+        <w:rPr>
+          <w:noProof/>
+        </w:rPr>
+        <w:lastRenderedPageBreak/>
+        <w:drawing>
+          <wp:inline distT="0" distB="0" distL="0" distR="0" wp14:anchorId="43CBA472" wp14:editId="0624A43C">
+            <wp:extent cx="6190615" cy="3388995"/>
+            <wp:effectExtent l="0" t="0" r="0" b="1905"/>
+            <wp:docPr id="633914425" name="Picture 2"/>
+            <wp:cNvGraphicFramePr>
+              <a:graphicFrameLocks xmlns:a="http://schemas.openxmlformats.org/drawingml/2006/main" noChangeAspect="1"/>
+            </wp:cNvGraphicFramePr>
+            <a:graphic xmlns:a="http://schemas.openxmlformats.org/drawingml/2006/main">
+              <a:graphicData uri="http://schemas.openxmlformats.org/drawingml/2006/picture">
+                <pic:pic xmlns:pic="http://schemas.openxmlformats.org/drawingml/2006/picture">
+                  <pic:nvPicPr>
+                    <pic:cNvPr id="633914425" name="Picture 633914425"/>
+                    <pic:cNvPicPr/>
+                  </pic:nvPicPr>
+                  <pic:blipFill>
+                    <a:blip r:embed="rId7" cstate="print">
+                      <a:extLst>
+                        <a:ext uri="{28A0092B-C50C-407E-A947-70E740481C1C}">
+                          <a14:useLocalDpi xmlns:a14="http://schemas.microsoft.com/office/drawing/2010/main" val="0"/>
+                        </a:ext>
+                      </a:extLst>
+                    </a:blip>
+                    <a:stretch>
+                      <a:fillRect/>
+                    </a:stretch>
+                  </pic:blipFill>
+                  <pic:spPr>
+                    <a:xfrm>
+                      <a:off x="0" y="0"/>
+                      <a:ext cx="6190615" cy="3388995"/>
+                    </a:xfrm>
+                    <a:prstGeom prst="rect">
+                      <a:avLst/>
+                    </a:prstGeom>
+                  </pic:spPr>
+                </pic:pic>
+              </a:graphicData>
+            </a:graphic>
+          </wp:inline>
+        </w:drawing>
+      </w:r>
+    </w:p>
+    <w:p>
+      <w:pPr>
+        <w:spacing w:after="0" w:line="327" w:lineRule="auto"/>
+        <w:ind w:left="25"/>
+        <w:jc w:val="left"/>
+      </w:pPr>
+    </w:p>
+    <w:p>
+      <w:pPr>
+        <w:spacing w:after="0" w:line="327" w:lineRule="auto"/>
+        <w:ind w:left="25"/>
+        <w:jc w:val="center"/>
+      </w:pPr>
+      <w:r>
+        <w:t>Figure 1</w:t>
+      </w:r>
+    </w:p>
+    <w:p>
+      <w:pPr>
+        <w:spacing w:after="0" w:line="327" w:lineRule="auto"/>
+        <w:ind w:left="25"/>
+        <w:jc w:val="left"/>
+      </w:pPr>
+    </w:p>
+    <w:p>
+      <w:pPr>
+        <w:spacing w:after="0" w:line="327" w:lineRule="auto"/>
+        <w:ind w:left="25"/>
+        <w:jc w:val="left"/>
+      </w:pPr>
+      <w:r>
+        <w:rPr>
+          <w:noProof/>
+        </w:rPr>
+        <w:drawing>
+          <wp:inline distT="0" distB="0" distL="0" distR="0" wp14:anchorId="03BEE736" wp14:editId="1CE13115">
+            <wp:extent cx="6190615" cy="3345815"/>
+            <wp:effectExtent l="0" t="0" r="0" b="0"/>
+            <wp:docPr id="721279319" name="Picture 1"/>
+            <wp:cNvGraphicFramePr>
+              <a:graphicFrameLocks xmlns:a="http://schemas.openxmlformats.org/drawingml/2006/main" noChangeAspect="1"/>
+            </wp:cNvGraphicFramePr>
+            <a:graphic xmlns:a="http://schemas.openxmlformats.org/drawingml/2006/main">
+              <a:graphicData uri="http://schemas.openxmlformats.org/drawingml/2006/picture">
+                <pic:pic xmlns:pic="http://schemas.openxmlformats.org/drawingml/2006/picture">
+                  <pic:nvPicPr>
+                    <pic:cNvPr id="721279319" name="Picture 721279319"/>
+                    <pic:cNvPicPr/>
+                  </pic:nvPicPr>
+                  <pic:blipFill>
+                    <a:blip r:embed="rId8" cstate="print">
+                      <a:extLst>
+                        <a:ext uri="{28A0092B-C50C-407E-A947-70E740481C1C}">
+                          <a14:useLocalDpi xmlns:a14="http://schemas.microsoft.com/office/drawing/2010/main" val="0"/>
+                        </a:ext>
+                      </a:extLst>
+                    </a:blip>
+                    <a:stretch>
+                      <a:fillRect/>
+                    </a:stretch>
+                  </pic:blipFill>
+                  <pic:spPr>
+                    <a:xfrm>
+                      <a:off x="0" y="0"/>
+                      <a:ext cx="6190615" cy="3345815"/>
+                    </a:xfrm>
+                    <a:prstGeom prst="rect">
+                      <a:avLst/>
+                    </a:prstGeom>
+                  </pic:spPr>
+                </pic:pic>
+              </a:graphicData>
+            </a:graphic>
+          </wp:inline>
+        </w:drawing>
+      </w:r>
       <w:r>
         <w:t xml:space="preserve"> </w:t>
+      </w:r>
+    </w:p>
+    <w:p>
+      <w:pPr>
+        <w:spacing w:after="0" w:line="327" w:lineRule="auto"/>
+        <w:ind w:left="25"/>
+        <w:jc w:val="left"/>
+      </w:pPr>
+    </w:p>
+    <w:p>
+      <w:pPr>
+        <w:spacing w:after="0" w:line="327" w:lineRule="auto"/>
+        <w:ind w:left="25"/>
+        <w:jc w:val="center"/>
+      </w:pPr>
+      <w:r>
+        <w:t>Figure 2</w:t>
       </w:r>
     </w:p>
     <w:sectPr>
